--- a/Foysal_Mahamud_CV.docx
+++ b/Foysal_Mahamud_CV.docx
@@ -1050,7 +1050,7 @@
                 <w:sz w:val="15"/>
                 <w:szCs w:val="15"/>
               </w:rPr>
-              <w:t xml:space="preserve">2023–Present  •  CGPA: 3.10/4.00</w:t>
+              <w:t xml:space="preserve">2023–Present  •  CGPA: 3.10/4.00 (84%)</w:t>
             </w:r>
           </w:p>
           <w:p>
